--- a/coversheet.docx
+++ b/coversheet.docx
@@ -288,6 +288,30 @@
               <w:t xml:space="preserve"> </w:t>
             </w:r>
           </w:p>
+          <w:p>
+            <w:pPr>
+              <w:pStyle w:val="Footer"/>
+              <w:rPr>
+                <w:rFonts w:ascii="Open Sans" w:hAnsi="Open Sans" w:cs="Open Sans"/>
+                <w:b/>
+                <w:bCs/>
+              </w:rPr>
+            </w:pPr>
+          </w:p>
+          <w:p>
+            <w:pPr>
+              <w:pStyle w:val="Footer"/>
+              <w:rPr>
+                <w:rFonts w:ascii="Open Sans" w:hAnsi="Open Sans" w:cs="Open Sans"/>
+              </w:rPr>
+            </w:pPr>
+            <w:r>
+              <w:rPr>
+                <w:rFonts w:ascii="Open Sans" w:hAnsi="Open Sans" w:cs="Open Sans"/>
+              </w:rPr>
+              <w:t>Stallon Fernandes</w:t>
+            </w:r>
+          </w:p>
         </w:tc>
       </w:tr>
       <w:tr>
@@ -348,6 +372,20 @@
               </w:rPr>
             </w:pPr>
           </w:p>
+          <w:p>
+            <w:pPr>
+              <w:pStyle w:val="Footer"/>
+              <w:rPr>
+                <w:rFonts w:ascii="Open Sans" w:hAnsi="Open Sans" w:cs="Open Sans"/>
+              </w:rPr>
+            </w:pPr>
+            <w:r>
+              <w:rPr>
+                <w:rFonts w:ascii="Open Sans" w:hAnsi="Open Sans" w:cs="Open Sans"/>
+              </w:rPr>
+              <w:t>15 Days: 15/11/25 to 24/11/2025</w:t>
+            </w:r>
+          </w:p>
         </w:tc>
       </w:tr>
       <w:tr>
@@ -414,6 +452,112 @@
             <w:pPr>
               <w:rPr>
                 <w:rFonts w:ascii="Open Sans" w:hAnsi="Open Sans" w:cs="Open Sans"/>
+                <w:b/>
+                <w:bCs/>
+              </w:rPr>
+            </w:pPr>
+          </w:p>
+          <w:p>
+            <w:pPr>
+              <w:rPr>
+                <w:rFonts w:ascii="Open Sans" w:hAnsi="Open Sans" w:cs="Open Sans"/>
+              </w:rPr>
+            </w:pPr>
+            <w:r>
+              <w:rPr>
+                <w:rFonts w:ascii="Open Sans" w:hAnsi="Open Sans" w:cs="Open Sans"/>
+              </w:rPr>
+              <w:t xml:space="preserve">I found this coursework intellectually stimulating as it allowed me to focus purely on algorithmic problem-solving. To ensure </w:t>
+            </w:r>
+            <w:r>
+              <w:rPr>
+                <w:rFonts w:ascii="Open Sans" w:hAnsi="Open Sans" w:cs="Open Sans"/>
+              </w:rPr>
+              <w:t>completeness</w:t>
+            </w:r>
+            <w:r>
+              <w:rPr>
+                <w:rFonts w:ascii="Open Sans" w:hAnsi="Open Sans" w:cs="Open Sans"/>
+              </w:rPr>
+              <w:t>, I employed a brute-force testing strategy, generating all possible string</w:t>
+            </w:r>
+            <w:r>
+              <w:rPr>
+                <w:rFonts w:ascii="Open Sans" w:hAnsi="Open Sans" w:cs="Open Sans"/>
+              </w:rPr>
+              <w:t xml:space="preserve">s </w:t>
+            </w:r>
+            <w:r>
+              <w:rPr>
+                <w:rFonts w:ascii="Open Sans" w:hAnsi="Open Sans" w:cs="Open Sans"/>
+              </w:rPr>
+              <w:t xml:space="preserve">to verify which were accepted or rejected. This was instrumental in finding hidden bugs; for example, one of my </w:t>
+            </w:r>
+            <w:r>
+              <w:rPr>
+                <w:rFonts w:ascii="Open Sans" w:hAnsi="Open Sans" w:cs="Open Sans"/>
+              </w:rPr>
+              <w:t xml:space="preserve">machines passed the initial </w:t>
+            </w:r>
+            <w:r>
+              <w:rPr>
+                <w:rFonts w:ascii="Open Sans" w:hAnsi="Open Sans" w:cs="Open Sans"/>
+              </w:rPr>
+              <w:t>auto grader</w:t>
+            </w:r>
+            <w:r>
+              <w:rPr>
+                <w:rFonts w:ascii="Open Sans" w:hAnsi="Open Sans" w:cs="Open Sans"/>
+              </w:rPr>
+              <w:t xml:space="preserve"> checks completely, but</w:t>
+            </w:r>
+            <w:r>
+              <w:rPr>
+                <w:rFonts w:ascii="Open Sans" w:hAnsi="Open Sans" w:cs="Open Sans"/>
+              </w:rPr>
+              <w:t xml:space="preserve"> my </w:t>
+            </w:r>
+            <w:r>
+              <w:rPr>
+                <w:rFonts w:ascii="Open Sans" w:hAnsi="Open Sans" w:cs="Open Sans"/>
+              </w:rPr>
+              <w:t xml:space="preserve">brute-force </w:t>
+            </w:r>
+            <w:r>
+              <w:rPr>
+                <w:rFonts w:ascii="Open Sans" w:hAnsi="Open Sans" w:cs="Open Sans"/>
+              </w:rPr>
+              <w:t>testing revealed it was failing on larger inputs</w:t>
+            </w:r>
+            <w:r>
+              <w:rPr>
+                <w:rFonts w:ascii="Open Sans" w:hAnsi="Open Sans" w:cs="Open Sans"/>
+              </w:rPr>
+              <w:t xml:space="preserve"> (accepting invalid strings)</w:t>
+            </w:r>
+            <w:r>
+              <w:rPr>
+                <w:rFonts w:ascii="Open Sans" w:hAnsi="Open Sans" w:cs="Open Sans"/>
+              </w:rPr>
+              <w:t>. I then had to manually hand-trace the automaton</w:t>
+            </w:r>
+            <w:r>
+              <w:rPr>
+                <w:rFonts w:ascii="Open Sans" w:hAnsi="Open Sans" w:cs="Open Sans"/>
+              </w:rPr>
+              <w:t xml:space="preserve"> </w:t>
+            </w:r>
+            <w:r>
+              <w:rPr>
+                <w:rFonts w:ascii="Open Sans" w:hAnsi="Open Sans" w:cs="Open Sans"/>
+              </w:rPr>
+              <w:t>to find the logical error and implement the correct solution.</w:t>
+            </w:r>
+          </w:p>
+          <w:p>
+            <w:pPr>
+              <w:rPr>
+                <w:rFonts w:ascii="Open Sans" w:hAnsi="Open Sans" w:cs="Open Sans"/>
               </w:rPr>
             </w:pPr>
           </w:p>
@@ -577,6 +721,101 @@
                 <w:rFonts w:ascii="Open Sans" w:hAnsi="Open Sans" w:cs="Open Sans"/>
               </w:rPr>
             </w:pPr>
+            <w:r>
+              <w:rPr>
+                <w:rFonts w:ascii="Open Sans" w:hAnsi="Open Sans" w:cs="Open Sans"/>
+              </w:rPr>
+              <w:t>I feel I demonstrated strong problem-solving skills in this assessment, particularly in designing</w:t>
+            </w:r>
+            <w:r>
+              <w:rPr>
+                <w:rFonts w:ascii="Open Sans" w:hAnsi="Open Sans" w:cs="Open Sans"/>
+              </w:rPr>
+              <w:t xml:space="preserve"> brute-force and</w:t>
+            </w:r>
+            <w:r>
+              <w:rPr>
+                <w:rFonts w:ascii="Open Sans" w:hAnsi="Open Sans" w:cs="Open Sans"/>
+              </w:rPr>
+              <w:t xml:space="preserve"> edge-case tests to ensure </w:t>
+            </w:r>
+            <w:r>
+              <w:rPr>
+                <w:rFonts w:ascii="Open Sans" w:hAnsi="Open Sans" w:cs="Open Sans"/>
+              </w:rPr>
+              <w:t>complete</w:t>
+            </w:r>
+            <w:r>
+              <w:rPr>
+                <w:rFonts w:ascii="Open Sans" w:hAnsi="Open Sans" w:cs="Open Sans"/>
+              </w:rPr>
+              <w:t xml:space="preserve">ness. While most of my solutions were verified by the </w:t>
+            </w:r>
+            <w:r>
+              <w:rPr>
+                <w:rFonts w:ascii="Open Sans" w:hAnsi="Open Sans" w:cs="Open Sans"/>
+              </w:rPr>
+              <w:t>auto grader</w:t>
+            </w:r>
+            <w:r>
+              <w:rPr>
+                <w:rFonts w:ascii="Open Sans" w:hAnsi="Open Sans" w:cs="Open Sans"/>
+              </w:rPr>
+              <w:t xml:space="preserve">, I faced a persistent issue with Question C2. Despite spending days debugging, the </w:t>
+            </w:r>
+            <w:r>
+              <w:rPr>
+                <w:rFonts w:ascii="Open Sans" w:hAnsi="Open Sans" w:cs="Open Sans"/>
+              </w:rPr>
+              <w:t>auto grader</w:t>
+            </w:r>
+            <w:r>
+              <w:rPr>
+                <w:rFonts w:ascii="Open Sans" w:hAnsi="Open Sans" w:cs="Open Sans"/>
+              </w:rPr>
+              <w:t xml:space="preserve"> marks it as incorrect/crashes. However, I developed a custom script that computationally shuffles valid strings from NFA A and B and verifies them against my NFA C. My solution works perfectly in </w:t>
+            </w:r>
+            <w:r>
+              <w:rPr>
+                <w:rFonts w:ascii="Open Sans" w:hAnsi="Open Sans" w:cs="Open Sans"/>
+              </w:rPr>
+              <w:t>my tests</w:t>
+            </w:r>
+            <w:r>
+              <w:rPr>
+                <w:rFonts w:ascii="Open Sans" w:hAnsi="Open Sans" w:cs="Open Sans"/>
+              </w:rPr>
+              <w:t xml:space="preserve">, accepting all valid shuffles, which suggests the </w:t>
+            </w:r>
+            <w:r>
+              <w:rPr>
+                <w:rFonts w:ascii="Open Sans" w:hAnsi="Open Sans" w:cs="Open Sans"/>
+              </w:rPr>
+              <w:t>error may be in the auto grader.</w:t>
+            </w:r>
+          </w:p>
+          <w:p>
+            <w:pPr>
+              <w:rPr>
+                <w:rFonts w:ascii="Open Sans" w:hAnsi="Open Sans" w:cs="Open Sans"/>
+                <w:b/>
+                <w:bCs/>
+              </w:rPr>
+            </w:pPr>
+          </w:p>
+          <w:p>
+            <w:pPr>
+              <w:rPr>
+                <w:rFonts w:ascii="Open Sans" w:hAnsi="Open Sans" w:cs="Open Sans"/>
+              </w:rPr>
+            </w:pPr>
+          </w:p>
+          <w:p>
+            <w:pPr>
+              <w:rPr>
+                <w:rFonts w:ascii="Open Sans" w:hAnsi="Open Sans" w:cs="Open Sans"/>
+              </w:rPr>
+            </w:pPr>
           </w:p>
           <w:p>
             <w:pPr>
@@ -606,6 +845,7 @@
                 <w:b/>
                 <w:bCs/>
               </w:rPr>
+              <w:lastRenderedPageBreak/>
               <w:t xml:space="preserve">Please list any </w:t>
             </w:r>
             <w:r>
@@ -720,15 +960,38 @@
                 <w:bCs/>
               </w:rPr>
             </w:pPr>
-          </w:p>
-          <w:p>
-            <w:pPr>
-              <w:rPr>
-                <w:rFonts w:ascii="Open Sans" w:hAnsi="Open Sans" w:cs="Open Sans"/>
-                <w:b/>
-                <w:bCs/>
-              </w:rPr>
-            </w:pPr>
+            <w:r>
+              <w:rPr>
+                <w:rFonts w:ascii="Open Sans" w:hAnsi="Open Sans" w:cs="Open Sans"/>
+                <w:b/>
+                <w:bCs/>
+              </w:rPr>
+              <w:t xml:space="preserve">Gemini – </w:t>
+            </w:r>
+            <w:r>
+              <w:rPr>
+                <w:rFonts w:ascii="Open Sans" w:hAnsi="Open Sans" w:cs="Open Sans"/>
+              </w:rPr>
+              <w:t xml:space="preserve">I used Gemini for question C2. I didn’t use it to generate the code/logic for the function. There was an issue with autograder, where it kept crashing for question C2. Dr Hampson said that this issue would be fixed by 25/11/25. In the meantime, I had built a test case using brute force using A and B from gradescope autograder. I had some logic error where it shuffled the input string </w:t>
+            </w:r>
+            <w:r>
+              <w:rPr>
+                <w:rFonts w:ascii="Open Sans" w:hAnsi="Open Sans" w:cs="Open Sans"/>
+              </w:rPr>
+              <w:t>incorrectly</w:t>
+            </w:r>
+            <w:r>
+              <w:rPr>
+                <w:rFonts w:ascii="Open Sans" w:hAnsi="Open Sans" w:cs="Open Sans"/>
+              </w:rPr>
+              <w:t>, so I used Gemini to fix it. As a result, I was successfully able to test my NFA accepted the correct strings.</w:t>
+            </w:r>
+            <w:r>
+              <w:rPr>
+                <w:rFonts w:ascii="Open Sans" w:hAnsi="Open Sans" w:cs="Open Sans"/>
+              </w:rPr>
+              <w:br/>
+            </w:r>
           </w:p>
         </w:tc>
       </w:tr>
@@ -783,6 +1046,34 @@
                 <w:szCs w:val="20"/>
               </w:rPr>
               <w:t>identified here will help me to better target the general feedback on the assignment.</w:t>
+            </w:r>
+          </w:p>
+          <w:p>
+            <w:pPr>
+              <w:rPr>
+                <w:rFonts w:ascii="Open Sans" w:hAnsi="Open Sans" w:cs="Open Sans"/>
+                <w:i/>
+                <w:iCs/>
+                <w:sz w:val="20"/>
+                <w:szCs w:val="20"/>
+              </w:rPr>
+            </w:pPr>
+          </w:p>
+          <w:p>
+            <w:pPr>
+              <w:rPr>
+                <w:rFonts w:ascii="Open Sans" w:hAnsi="Open Sans" w:cs="Open Sans"/>
+                <w:sz w:val="20"/>
+                <w:szCs w:val="20"/>
+              </w:rPr>
+            </w:pPr>
+            <w:r>
+              <w:rPr>
+                <w:rFonts w:ascii="Open Sans" w:hAnsi="Open Sans" w:cs="Open Sans"/>
+                <w:sz w:val="20"/>
+                <w:szCs w:val="20"/>
+              </w:rPr>
+              <w:t>If I get question c2 incorrect, I would like to know where I went wrong and what is the correct solution is. I believe this will be helpful for me, ahead of January exams.</w:t>
             </w:r>
           </w:p>
           <w:p>
@@ -841,7 +1132,6 @@
                 <w:sz w:val="20"/>
                 <w:szCs w:val="20"/>
               </w:rPr>
-              <w:lastRenderedPageBreak/>
               <w:t>ACADEMIC HONESTY AND INTEGRITY:</w:t>
             </w:r>
             <w:r>
@@ -894,6 +1184,14 @@
                       <w:szCs w:val="20"/>
                     </w:rPr>
                   </w:pPr>
+                  <w:r>
+                    <w:rPr>
+                      <w:rStyle w:val="eop"/>
+                      <w:sz w:val="20"/>
+                      <w:szCs w:val="20"/>
+                    </w:rPr>
+                    <w:t>Stallon Fernandes</w:t>
+                  </w:r>
                 </w:p>
               </w:tc>
             </w:tr>
@@ -1868,7 +2166,6 @@
   <w:style w:type="character" w:default="1" w:styleId="DefaultParagraphFont">
     <w:name w:val="Default Paragraph Font"/>
     <w:uiPriority w:val="1"/>
-    <w:semiHidden/>
     <w:unhideWhenUsed/>
   </w:style>
   <w:style w:type="table" w:default="1" w:styleId="TableNormal">
@@ -2428,10 +2725,6 @@
 </file>
 
 <file path=customXml/item3.xml><?xml version="1.0" encoding="utf-8"?>
-<b:Sources xmlns:b="http://schemas.openxmlformats.org/officeDocument/2006/bibliography" xmlns="http://schemas.openxmlformats.org/officeDocument/2006/bibliography" SelectedStyle="\APA.XSL" StyleName="APA Fifth Edition"/>
-</file>
-
-<file path=customXml/item4.xml><?xml version="1.0" encoding="utf-8"?>
 <ct:contentTypeSchema xmlns:ct="http://schemas.microsoft.com/office/2006/metadata/contentType" xmlns:ma="http://schemas.microsoft.com/office/2006/metadata/properties/metaAttributes" ct:_="" ma:_="" ma:contentTypeName="Document" ma:contentTypeID="0x01010032EC9779D410A7419D94D1C0325A5757" ma:contentTypeVersion="8" ma:contentTypeDescription="Create a new document." ma:contentTypeScope="" ma:versionID="177dba3d743f0a50ab1cfff5b14b2e74">
   <xsd:schema xmlns:xsd="http://www.w3.org/2001/XMLSchema" xmlns:xs="http://www.w3.org/2001/XMLSchema" xmlns:p="http://schemas.microsoft.com/office/2006/metadata/properties" xmlns:ns2="fb053a49-8d06-418d-adb6-ca8bb142a889" xmlns:ns3="ec492c69-0bb7-4d02-b940-12cd9fd8dd4a" targetNamespace="http://schemas.microsoft.com/office/2006/metadata/properties" ma:root="true" ma:fieldsID="a8dfb54a8da0d7eb3b61930e938c5eaa" ns2:_="" ns3:_="">
     <xsd:import namespace="fb053a49-8d06-418d-adb6-ca8bb142a889"/>
@@ -2622,6 +2915,10 @@
 </ct:contentTypeSchema>
 </file>
 
+<file path=customXml/item4.xml><?xml version="1.0" encoding="utf-8"?>
+<b:Sources xmlns:b="http://schemas.openxmlformats.org/officeDocument/2006/bibliography" xmlns="http://schemas.openxmlformats.org/officeDocument/2006/bibliography" SelectedStyle="\APA.XSL" StyleName="APA Fifth Edition"/>
+</file>
+
 <file path=customXml/itemProps1.xml><?xml version="1.0" encoding="utf-8"?>
 <ds:datastoreItem xmlns:ds="http://schemas.openxmlformats.org/officeDocument/2006/customXml" ds:itemID="{65BD6D07-9567-4132-83A5-3BBD1A1CFDFF}">
   <ds:schemaRefs>
@@ -2640,14 +2937,6 @@
 </file>
 
 <file path=customXml/itemProps3.xml><?xml version="1.0" encoding="utf-8"?>
-<ds:datastoreItem xmlns:ds="http://schemas.openxmlformats.org/officeDocument/2006/customXml" ds:itemID="{8F13CEEC-F00C-4054-9E96-FAB1AB0A338D}">
-  <ds:schemaRefs>
-    <ds:schemaRef ds:uri="http://schemas.openxmlformats.org/officeDocument/2006/bibliography"/>
-  </ds:schemaRefs>
-</ds:datastoreItem>
-</file>
-
-<file path=customXml/itemProps4.xml><?xml version="1.0" encoding="utf-8"?>
 <ds:datastoreItem xmlns:ds="http://schemas.openxmlformats.org/officeDocument/2006/customXml" ds:itemID="{B97D1A50-0CCE-4534-B220-805E18C56F95}">
   <ds:schemaRefs>
     <ds:schemaRef ds:uri="http://schemas.microsoft.com/office/2006/metadata/contentType"/>
@@ -2664,4 +2953,12 @@
     <ds:schemaRef ds:uri="http://schemas.microsoft.com/internal/obd"/>
   </ds:schemaRefs>
 </ds:datastoreItem>
+</file>
+
+<file path=customXml/itemProps4.xml><?xml version="1.0" encoding="utf-8"?>
+<ds:datastoreItem xmlns:ds="http://schemas.openxmlformats.org/officeDocument/2006/customXml" ds:itemID="{8F13CEEC-F00C-4054-9E96-FAB1AB0A338D}">
+  <ds:schemaRefs>
+    <ds:schemaRef ds:uri="http://schemas.openxmlformats.org/officeDocument/2006/bibliography"/>
+  </ds:schemaRefs>
+</ds:datastoreItem>
 </file>